--- a/EXPORTS/DOCX/published/niveau3/Dutch/WageningenUniversity.docx
+++ b/EXPORTS/DOCX/published/niveau3/Dutch/WageningenUniversity.docx
@@ -346,7 +346,7 @@
           <w:sz w:val="24"/>
           <w:u w:val="single"/>
         </w:rPr>
-        <w:hyperlink r:id="rId10" w:history="1">
+        <w:hyperlink r:id="rId9" w:history="1">
           <w:r>
             <w:rPr>
               <w:rStyle w:val="Hyperlink"/>
@@ -364,7 +364,7 @@
           <w:sz w:val="24"/>
           <w:u w:val="single"/>
         </w:rPr>
-        <w:hyperlink r:id="rId10" w:history="1">
+        <w:hyperlink r:id="rId9" w:history="1">
           <w:r>
             <w:rPr>
               <w:rStyle w:val="Hyperlink"/>
@@ -382,7 +382,7 @@
           <w:sz w:val="24"/>
           <w:u w:val="single"/>
         </w:rPr>
-        <w:hyperlink r:id="rId10" w:history="1">
+        <w:hyperlink r:id="rId9" w:history="1">
           <w:r>
             <w:rPr>
               <w:rStyle w:val="Hyperlink"/>
@@ -400,7 +400,7 @@
           <w:sz w:val="24"/>
           <w:u w:val="single"/>
         </w:rPr>
-        <w:hyperlink r:id="rId10" w:history="1">
+        <w:hyperlink r:id="rId9" w:history="1">
           <w:r>
             <w:rPr>
               <w:rStyle w:val="Hyperlink"/>
@@ -785,7 +785,14 @@
           <w:color w:val="000000"/>
           <w:sz w:val="24"/>
         </w:rPr>
-        <w:t xml:space="preserve">toenmalige </w:t>
+        <w:hyperlink r:id="rId12" w:history="1">
+          <w:r>
+            <w:rPr>
+              <w:rStyle w:val="Hyperlink"/>
+            </w:rPr>
+            <w:t xml:space="preserve">toenmalige </w:t>
+          </w:r>
+        </w:hyperlink>
       </w:r>
       <w:r>
         <w:rPr>
@@ -1286,24 +1293,13 @@
       </w:r>
       <w:r>
         <w:rPr>
-          <w:u w:val="single" w:color="0000ff"/>
           <w:rFonts w:ascii="Charis SIL Regular" w:hAnsi="Charis SIL Regular" w:eastAsia="Charis SIL Regular"/>
           <w:b w:val="0"/>
           <w:i w:val="0"/>
           <w:color w:val="000000"/>
           <w:sz w:val="24"/>
         </w:rPr>
-        <w:t>i</w:t>
-      </w:r>
-      <w:r>
-        <w:rPr>
-          <w:rFonts w:ascii="Charis SIL Regular" w:hAnsi="Charis SIL Regular" w:eastAsia="Charis SIL Regular"/>
-          <w:b w:val="0"/>
-          <w:i w:val="0"/>
-          <w:color w:val="000000"/>
-          <w:sz w:val="24"/>
-        </w:rPr>
-        <w:t xml:space="preserve">sch Museum in Delft (het latere </w:t>
+        <w:t xml:space="preserve">isch Museum in Delft (het latere </w:t>
       </w:r>
       <w:r>
         <w:rPr>

--- a/EXPORTS/DOCX/published/niveau3/Dutch/WageningenUniversity.docx
+++ b/EXPORTS/DOCX/published/niveau3/Dutch/WageningenUniversity.docx
@@ -328,7 +328,7 @@
           <w:sz w:val="24"/>
           <w:u w:val="single"/>
         </w:rPr>
-        <w:hyperlink r:id="rId10" w:history="1">
+        <w:hyperlink r:id="rId9" w:history="1">
           <w:r>
             <w:rPr>
               <w:rStyle w:val="Hyperlink"/>
@@ -673,7 +673,7 @@
           <w:sz w:val="24"/>
           <w:u w:val="single"/>
         </w:rPr>
-        <w:hyperlink r:id="rId11" w:history="1">
+        <w:hyperlink r:id="rId12" w:history="1">
           <w:r>
             <w:rPr>
               <w:rStyle w:val="Hyperlink"/>
@@ -1243,35 +1243,7 @@
           <w:color w:val="000000"/>
           <w:sz w:val="24"/>
         </w:rPr>
-        <w:t xml:space="preserve"> en vanaf 1962 werd de collectie verdeeld over het Gymnasium in</w:t>
-      </w:r>
-      <w:r>
-        <w:rPr>
-          <w:u w:val="single" w:color="0000ff"/>
-          <w:rFonts w:ascii="Charis SIL Regular" w:hAnsi="Charis SIL Regular" w:eastAsia="Charis SIL Regular"/>
-          <w:b w:val="0"/>
-          <w:i w:val="0"/>
-          <w:color w:val="000000"/>
-          <w:sz w:val="24"/>
-        </w:rPr>
-        <w:hyperlink r:id="rId15" w:history="1">
-          <w:r>
-            <w:rPr>
-              <w:rStyle w:val="Hyperlink"/>
-            </w:rPr>
-            <w:t xml:space="preserve"> Schiedam e</w:t>
-          </w:r>
-        </w:hyperlink>
-      </w:r>
-      <w:r>
-        <w:rPr>
-          <w:rFonts w:ascii="Charis SIL Regular" w:hAnsi="Charis SIL Regular" w:eastAsia="Charis SIL Regular"/>
-          <w:b w:val="0"/>
-          <w:i w:val="0"/>
-          <w:color w:val="000000"/>
-          <w:sz w:val="24"/>
-        </w:rPr>
-        <w:t xml:space="preserve">n het </w:t>
+        <w:t xml:space="preserve"> en vanaf 1962 werd de collectie verdeeld over het Gymnasium in Schiedam en het </w:t>
       </w:r>
       <w:r>
         <w:rPr>
